--- a/templates/docx_transfer_act.docx
+++ b/templates/docx_transfer_act.docx
@@ -596,7 +596,7 @@
     <w:tbl>
       <w:tblPr>
         <w:tblStyle w:val="a3"/>
-        <w:tblW w:w="0" w:type="auto"/>
+        <w:tblW w:w="11046" w:type="dxa"/>
         <w:tblInd w:w="-152" w:type="dxa"/>
         <w:tblBorders>
           <w:top w:val="single" w:sz="8" w:space="0" w:color="auto"/>
@@ -611,12 +611,11 @@
       </w:tblPr>
       <w:tblGrid>
         <w:gridCol w:w="568"/>
-        <w:gridCol w:w="1842"/>
-        <w:gridCol w:w="1701"/>
-        <w:gridCol w:w="2268"/>
-        <w:gridCol w:w="1276"/>
-        <w:gridCol w:w="1985"/>
-        <w:gridCol w:w="1406"/>
+        <w:gridCol w:w="2100"/>
+        <w:gridCol w:w="2100"/>
+        <w:gridCol w:w="2500"/>
+        <w:gridCol w:w="1600"/>
+        <w:gridCol w:w="2178"/>
       </w:tblGrid>
       <w:tr>
         <w:tc>
@@ -652,7 +651,7 @@
         </w:tc>
         <w:tc>
           <w:tcPr>
-            <w:tcW w:w="1842" w:type="dxa"/>
+            <w:tcW w:w="2100" w:type="dxa"/>
             <w:shd w:val="clear" w:color="auto" w:fill="BFBFBF" w:themeFill="background1" w:themeFillShade="BF"/>
             <w:vAlign w:val="center"/>
           </w:tcPr>
@@ -681,7 +680,7 @@
         </w:tc>
         <w:tc>
           <w:tcPr>
-            <w:tcW w:w="1701" w:type="dxa"/>
+            <w:tcW w:w="2100" w:type="dxa"/>
             <w:shd w:val="clear" w:color="auto" w:fill="BFBFBF" w:themeFill="background1" w:themeFillShade="BF"/>
             <w:vAlign w:val="center"/>
           </w:tcPr>
@@ -710,7 +709,7 @@
         </w:tc>
         <w:tc>
           <w:tcPr>
-            <w:tcW w:w="2268" w:type="dxa"/>
+            <w:tcW w:w="2500" w:type="dxa"/>
             <w:shd w:val="clear" w:color="auto" w:fill="BFBFBF" w:themeFill="background1" w:themeFillShade="BF"/>
             <w:vAlign w:val="center"/>
           </w:tcPr>
@@ -739,7 +738,7 @@
         </w:tc>
         <w:tc>
           <w:tcPr>
-            <w:tcW w:w="1276" w:type="dxa"/>
+            <w:tcW w:w="1600" w:type="dxa"/>
             <w:shd w:val="clear" w:color="auto" w:fill="BFBFBF" w:themeFill="background1" w:themeFillShade="BF"/>
             <w:vAlign w:val="center"/>
           </w:tcPr>
@@ -768,36 +767,7 @@
         </w:tc>
         <w:tc>
           <w:tcPr>
-            <w:tcW w:w="1985" w:type="dxa"/>
-            <w:shd w:val="clear" w:color="auto" w:fill="BFBFBF" w:themeFill="background1" w:themeFillShade="BF"/>
-            <w:vAlign w:val="center"/>
-          </w:tcPr>
-          <w:p>
-            <w:pPr>
-              <w:widowControl w:val="0"/>
-              <w:autoSpaceDE w:val="0"/>
-              <w:autoSpaceDN w:val="0"/>
-              <w:adjustRightInd w:val="0"/>
-              <w:jc w:val="center"/>
-              <w:rPr>
-                <w:rFonts w:ascii="Tahoma" w:hAnsi="Tahoma" w:cs="Tahoma"/>
-                <w:sz w:val="20"/>
-                <w:szCs w:val="20"/>
-              </w:rPr>
-            </w:pPr>
-            <w:r>
-              <w:rPr>
-                <w:rFonts w:ascii="Tahoma" w:hAnsi="Tahoma" w:cs="Tahoma"/>
-                <w:sz w:val="20"/>
-                <w:szCs w:val="20"/>
-              </w:rPr>
-              <w:t>Отдел</w:t>
-            </w:r>
-          </w:p>
-        </w:tc>
-        <w:tc>
-          <w:tcPr>
-            <w:tcW w:w="1406" w:type="dxa"/>
+            <w:tcW w:w="2178" w:type="dxa"/>
             <w:shd w:val="clear" w:color="auto" w:fill="BFBFBF" w:themeFill="background1" w:themeFillShade="BF"/>
             <w:vAlign w:val="center"/>
           </w:tcPr>
@@ -865,7 +835,7 @@
         </w:tc>
         <w:tc>
           <w:tcPr>
-            <w:tcW w:w="1842" w:type="dxa"/>
+            <w:tcW w:w="2100" w:type="dxa"/>
             <w:vAlign w:val="center"/>
           </w:tcPr>
           <w:p>
@@ -893,7 +863,7 @@
         </w:tc>
         <w:tc>
           <w:tcPr>
-            <w:tcW w:w="1701" w:type="dxa"/>
+            <w:tcW w:w="2100" w:type="dxa"/>
             <w:vAlign w:val="center"/>
           </w:tcPr>
           <w:p>
@@ -921,7 +891,7 @@
         </w:tc>
         <w:tc>
           <w:tcPr>
-            <w:tcW w:w="2268" w:type="dxa"/>
+            <w:tcW w:w="2500" w:type="dxa"/>
             <w:vAlign w:val="center"/>
           </w:tcPr>
           <w:p>
@@ -949,7 +919,7 @@
         </w:tc>
         <w:tc>
           <w:tcPr>
-            <w:tcW w:w="1276" w:type="dxa"/>
+            <w:tcW w:w="1600" w:type="dxa"/>
             <w:vAlign w:val="center"/>
           </w:tcPr>
           <w:p>
@@ -977,7 +947,7 @@
         </w:tc>
         <w:tc>
           <w:tcPr>
-            <w:tcW w:w="1985" w:type="dxa"/>
+            <w:tcW w:w="2178" w:type="dxa"/>
             <w:vAlign w:val="center"/>
           </w:tcPr>
           <w:p>
@@ -1003,945 +973,891 @@
             </w:r>
           </w:p>
         </w:tc>
+      </w:tr>
+    </w:tbl>
+    <w:p>
+      <w:pPr>
+        <w:spacing w:after="0"/>
+        <w:rPr>
+          <w:rFonts w:ascii="Tahoma" w:hAnsi="Tahoma" w:cs="Tahoma"/>
+          <w:sz w:val="24"/>
+          <w:szCs w:val="24"/>
+        </w:rPr>
+      </w:pPr>
+    </w:p>
+    <w:p>
+      <w:pPr>
+        <w:spacing w:after="0" w:line="240" w:lineRule="auto"/>
+        <w:rPr>
+          <w:rFonts w:ascii="Tahoma" w:hAnsi="Tahoma" w:cs="Tahoma"/>
+          <w:sz w:val="20"/>
+          <w:szCs w:val="20"/>
+        </w:rPr>
+      </w:pPr>
+      <w:r>
+        <w:rPr>
+          <w:rFonts w:ascii="Tahoma" w:hAnsi="Tahoma" w:cs="Tahoma"/>
+          <w:sz w:val="20"/>
+          <w:szCs w:val="20"/>
+        </w:rPr>
+        <w:t>Сотрудник принимает на себя следующие обязательства:</w:t>
+      </w:r>
+    </w:p>
+    <w:p>
+      <w:pPr>
+        <w:spacing w:after="0" w:line="240" w:lineRule="auto"/>
+        <w:rPr>
+          <w:rFonts w:ascii="Tahoma" w:hAnsi="Tahoma" w:cs="Tahoma"/>
+          <w:sz w:val="20"/>
+          <w:szCs w:val="20"/>
+        </w:rPr>
+      </w:pPr>
+    </w:p>
+    <w:p>
+      <w:pPr>
+        <w:spacing w:after="0" w:line="240" w:lineRule="auto"/>
+        <w:rPr>
+          <w:rFonts w:ascii="Tahoma" w:hAnsi="Tahoma" w:cs="Tahoma"/>
+          <w:sz w:val="20"/>
+          <w:szCs w:val="20"/>
+        </w:rPr>
+      </w:pPr>
+      <w:r>
+        <w:rPr>
+          <w:rFonts w:ascii="Tahoma" w:hAnsi="Tahoma" w:cs="Tahoma"/>
+          <w:sz w:val="20"/>
+          <w:szCs w:val="20"/>
+        </w:rPr>
+        <w:tab/>
+        <w:t xml:space="preserve"> 1. Полную материальную ответственность за недостачу вверенного ему Работодателем имущества, а также за ущерб, возникший у Работодателя, в связи с изложенным обязуется:</w:t>
+      </w:r>
+    </w:p>
+    <w:p>
+      <w:pPr>
+        <w:spacing w:after="0" w:line="240" w:lineRule="auto"/>
+        <w:rPr>
+          <w:rFonts w:ascii="Tahoma" w:hAnsi="Tahoma" w:cs="Tahoma"/>
+          <w:sz w:val="20"/>
+          <w:szCs w:val="20"/>
+        </w:rPr>
+      </w:pPr>
+      <w:r>
+        <w:rPr>
+          <w:rFonts w:ascii="Tahoma" w:hAnsi="Tahoma" w:cs="Tahoma"/>
+          <w:sz w:val="20"/>
+          <w:szCs w:val="20"/>
+        </w:rPr>
+        <w:tab/>
+        <w:t>1.1 бережно относиться к переданному ему для осуществления возложенных на него обязанностей имуществу Работодателя и принимать меры к предотвращению ущерба;</w:t>
+      </w:r>
+    </w:p>
+    <w:p>
+      <w:pPr>
+        <w:spacing w:after="0" w:line="240" w:lineRule="auto"/>
+        <w:rPr>
+          <w:rFonts w:ascii="Tahoma" w:hAnsi="Tahoma" w:cs="Tahoma"/>
+          <w:sz w:val="20"/>
+          <w:szCs w:val="20"/>
+        </w:rPr>
+      </w:pPr>
+      <w:r>
+        <w:rPr>
+          <w:rFonts w:ascii="Tahoma" w:hAnsi="Tahoma" w:cs="Tahoma"/>
+          <w:sz w:val="20"/>
+          <w:szCs w:val="20"/>
+        </w:rPr>
+        <w:tab/>
+        <w:t>1.2 своевременно сообщать Работодателю либо непосредственному руководителю о всех обстоятельствах, угрожающих обеспечению сохранности вверенного ему имущества.</w:t>
+      </w:r>
+    </w:p>
+    <w:p>
+      <w:pPr>
+        <w:spacing w:after="0" w:line="240" w:lineRule="auto"/>
+        <w:rPr>
+          <w:rFonts w:ascii="Tahoma" w:hAnsi="Tahoma" w:cs="Tahoma"/>
+          <w:sz w:val="20"/>
+          <w:szCs w:val="20"/>
+        </w:rPr>
+      </w:pPr>
+      <w:r>
+        <w:rPr>
+          <w:rFonts w:ascii="Tahoma" w:hAnsi="Tahoma" w:cs="Tahoma"/>
+          <w:sz w:val="20"/>
+          <w:szCs w:val="20"/>
+        </w:rPr>
+        <w:tab/>
+        <w:t>2. Использовать оборудование исключительно для ведения производственной деятельности в соответствии с должностными обязанностями. Не передавать принятое оборудование другим лицам, в том числе коллегам и руководителям.</w:t>
+      </w:r>
+    </w:p>
+    <w:p>
+      <w:pPr>
+        <w:spacing w:after="0" w:line="240" w:lineRule="auto"/>
+        <w:rPr>
+          <w:rFonts w:ascii="Tahoma" w:hAnsi="Tahoma" w:cs="Tahoma"/>
+          <w:sz w:val="20"/>
+          <w:szCs w:val="20"/>
+        </w:rPr>
+      </w:pPr>
+      <w:r>
+        <w:rPr>
+          <w:rFonts w:ascii="Tahoma" w:hAnsi="Tahoma" w:cs="Tahoma"/>
+          <w:sz w:val="20"/>
+          <w:szCs w:val="20"/>
+        </w:rPr>
+        <w:tab/>
+        <w:t>3. Считать имя пользователя, пароль, PIN-код, QR-код конфиденциальной информацией и не передавать ее другим лицам (коллегам, руководителям или иным лицам).</w:t>
+      </w:r>
+    </w:p>
+    <w:p>
+      <w:pPr>
+        <w:spacing w:after="0" w:line="240" w:lineRule="auto"/>
+        <w:rPr>
+          <w:rFonts w:ascii="Tahoma" w:hAnsi="Tahoma" w:cs="Tahoma"/>
+          <w:sz w:val="20"/>
+          <w:szCs w:val="20"/>
+        </w:rPr>
+      </w:pPr>
+      <w:r>
+        <w:rPr>
+          <w:rFonts w:ascii="Tahoma" w:hAnsi="Tahoma" w:cs="Tahoma"/>
+          <w:sz w:val="20"/>
+          <w:szCs w:val="20"/>
+        </w:rPr>
+        <w:tab/>
+        <w:t>4. Во время сессии удаленного доступа никто, кроме работника, не должен иметь доступ к компьютеру, а сам компьютер должен быть подключен к другой локальной сети.</w:t>
+      </w:r>
+    </w:p>
+    <w:p>
+      <w:pPr>
+        <w:spacing w:after="0" w:line="240" w:lineRule="auto"/>
+        <w:rPr>
+          <w:rFonts w:ascii="Tahoma" w:hAnsi="Tahoma" w:cs="Tahoma"/>
+          <w:sz w:val="20"/>
+          <w:szCs w:val="20"/>
+        </w:rPr>
+      </w:pPr>
+      <w:r>
+        <w:rPr>
+          <w:rFonts w:ascii="Tahoma" w:hAnsi="Tahoma" w:cs="Tahoma"/>
+          <w:sz w:val="20"/>
+          <w:szCs w:val="20"/>
+        </w:rPr>
+        <w:tab/>
+        <w:t>5. Всегда фиксировать переносной ПК на рабочем месте с целью предотвращения кражи.</w:t>
+      </w:r>
+    </w:p>
+    <w:p>
+      <w:pPr>
+        <w:spacing w:after="0" w:line="240" w:lineRule="auto"/>
+        <w:rPr>
+          <w:rFonts w:ascii="Tahoma" w:hAnsi="Tahoma" w:cs="Tahoma"/>
+          <w:sz w:val="20"/>
+          <w:szCs w:val="20"/>
+        </w:rPr>
+      </w:pPr>
+      <w:r>
+        <w:rPr>
+          <w:rFonts w:ascii="Tahoma" w:hAnsi="Tahoma" w:cs="Tahoma"/>
+          <w:sz w:val="20"/>
+          <w:szCs w:val="20"/>
+        </w:rPr>
+        <w:tab/>
+        <w:t>6. Хранить токены, аппаратные ключи доступа, учетные данные для удаленного доступа только в безопасных местах.</w:t>
+      </w:r>
+    </w:p>
+    <w:p>
+      <w:pPr>
+        <w:spacing w:after="0" w:line="240" w:lineRule="auto"/>
+        <w:rPr>
+          <w:rFonts w:ascii="Tahoma" w:hAnsi="Tahoma" w:cs="Tahoma"/>
+          <w:sz w:val="20"/>
+          <w:szCs w:val="20"/>
+        </w:rPr>
+      </w:pPr>
+      <w:r>
+        <w:rPr>
+          <w:rFonts w:ascii="Tahoma" w:hAnsi="Tahoma" w:cs="Tahoma"/>
+          <w:sz w:val="20"/>
+          <w:szCs w:val="20"/>
+        </w:rPr>
+        <w:tab/>
+        <w:t>7. В случае утраты токена, аппаратного токен-ключа, переносного ПК, и других выданных Работодателем ТМЦ незамедлительно уведомить сотрудников технической поддержки пользователей управления связи и</w:t>
+      </w:r>
+    </w:p>
+    <w:p>
+      <w:pPr>
+        <w:spacing w:after="0" w:line="240" w:lineRule="auto"/>
+        <w:rPr>
+          <w:rFonts w:ascii="Tahoma" w:hAnsi="Tahoma" w:cs="Tahoma"/>
+          <w:sz w:val="20"/>
+          <w:szCs w:val="20"/>
+        </w:rPr>
+      </w:pPr>
+      <w:r>
+        <w:rPr>
+          <w:rFonts w:ascii="Tahoma" w:hAnsi="Tahoma" w:cs="Tahoma"/>
+          <w:sz w:val="20"/>
+          <w:szCs w:val="20"/>
+        </w:rPr>
+        <w:t>автоматизации.</w:t>
+      </w:r>
+    </w:p>
+    <w:p>
+      <w:pPr>
+        <w:spacing w:after="0" w:line="240" w:lineRule="auto"/>
+        <w:rPr>
+          <w:rFonts w:ascii="Tahoma" w:hAnsi="Tahoma" w:cs="Tahoma"/>
+          <w:sz w:val="20"/>
+          <w:szCs w:val="20"/>
+        </w:rPr>
+      </w:pPr>
+      <w:r>
+        <w:rPr>
+          <w:rFonts w:ascii="Tahoma" w:hAnsi="Tahoma" w:cs="Tahoma"/>
+          <w:sz w:val="20"/>
+          <w:szCs w:val="20"/>
+        </w:rPr>
+        <w:tab/>
+        <w:t>8. В случае удаленного доступа с оборудования, принадлежащего третьим сторонам (например, в интернет-кафе), обеспечить, чтобы никто другой не имел доступ к этому оборудованию во время рабочей сессии.</w:t>
+      </w:r>
+    </w:p>
+    <w:p>
+      <w:pPr>
+        <w:spacing w:after="0" w:line="240" w:lineRule="auto"/>
+        <w:rPr>
+          <w:rFonts w:ascii="Tahoma" w:hAnsi="Tahoma" w:cs="Tahoma"/>
+          <w:sz w:val="20"/>
+          <w:szCs w:val="20"/>
+        </w:rPr>
+      </w:pPr>
+      <w:r>
+        <w:rPr>
+          <w:rFonts w:ascii="Tahoma" w:hAnsi="Tahoma" w:cs="Tahoma"/>
+          <w:sz w:val="20"/>
+          <w:szCs w:val="20"/>
+        </w:rPr>
+        <w:tab/>
+        <w:t>9. Использовать вышеуказанное оборудование с должной аккуратностью и вернуть его в Компанию при отсутствии производственной необходимости, при увольнении либо по требованию Работодателя.</w:t>
+      </w:r>
+    </w:p>
+    <w:p>
+      <w:pPr>
+        <w:spacing w:after="0" w:line="240" w:lineRule="auto"/>
+        <w:rPr>
+          <w:rFonts w:ascii="Tahoma" w:hAnsi="Tahoma" w:cs="Tahoma"/>
+          <w:sz w:val="20"/>
+          <w:szCs w:val="20"/>
+        </w:rPr>
+      </w:pPr>
+      <w:r>
+        <w:rPr>
+          <w:rFonts w:ascii="Tahoma" w:hAnsi="Tahoma" w:cs="Tahoma"/>
+          <w:sz w:val="20"/>
+          <w:szCs w:val="20"/>
+        </w:rPr>
+        <w:tab/>
+        <w:t>10.Пользователю запрещено подключать к ПК любые USB-устройства (мобильные устройства, вентиляторы, воздухоочистители и т.д.).</w:t>
+      </w:r>
+    </w:p>
+    <w:p>
+      <w:pPr>
+        <w:spacing w:after="0" w:line="240" w:lineRule="auto"/>
+        <w:rPr>
+          <w:rFonts w:ascii="Tahoma" w:hAnsi="Tahoma" w:cs="Tahoma"/>
+          <w:sz w:val="20"/>
+          <w:szCs w:val="20"/>
+        </w:rPr>
+      </w:pPr>
+      <w:r>
+        <w:rPr>
+          <w:rFonts w:ascii="Tahoma" w:hAnsi="Tahoma" w:cs="Tahoma"/>
+          <w:sz w:val="20"/>
+          <w:szCs w:val="20"/>
+        </w:rPr>
+        <w:tab/>
+        <w:t>11.Работнику необходимо содержать рабочее место в чистоте.</w:t>
+      </w:r>
+    </w:p>
+    <w:p>
+      <w:pPr>
+        <w:spacing w:after="0" w:line="240" w:lineRule="auto"/>
+        <w:rPr>
+          <w:rFonts w:ascii="Tahoma" w:hAnsi="Tahoma" w:cs="Tahoma"/>
+          <w:sz w:val="20"/>
+          <w:szCs w:val="20"/>
+        </w:rPr>
+      </w:pPr>
+      <w:r>
+        <w:rPr>
+          <w:rFonts w:ascii="Tahoma" w:hAnsi="Tahoma" w:cs="Tahoma"/>
+          <w:sz w:val="20"/>
+          <w:szCs w:val="20"/>
+        </w:rPr>
+        <w:tab/>
+        <w:t>12.В случае покидания рабочего места блокировать компьютер (сочетанием клавиш Win + L).</w:t>
+      </w:r>
+    </w:p>
+    <w:p>
+      <w:pPr>
+        <w:spacing w:after="0" w:line="240" w:lineRule="auto"/>
+        <w:rPr>
+          <w:rFonts w:ascii="Tahoma" w:hAnsi="Tahoma" w:cs="Tahoma"/>
+          <w:sz w:val="20"/>
+          <w:szCs w:val="20"/>
+        </w:rPr>
+      </w:pPr>
+      <w:r>
+        <w:rPr>
+          <w:rFonts w:ascii="Tahoma" w:hAnsi="Tahoma" w:cs="Tahoma"/>
+          <w:sz w:val="20"/>
+          <w:szCs w:val="20"/>
+        </w:rPr>
+        <w:tab/>
+        <w:t>13.Работник обязуется соблюдать Инструкцию по охране труда при работе на персо</w:t>
+      </w:r>
+      <w:r>
+        <w:rPr>
+          <w:rFonts w:ascii="Tahoma" w:hAnsi="Tahoma" w:cs="Tahoma"/>
+          <w:sz w:val="20"/>
+          <w:szCs w:val="20"/>
+        </w:rPr>
+        <w:t>нальном компьютере (ИОТВ № 85-25</w:t>
+      </w:r>
+      <w:bookmarkStart w:id="0" w:name="_GoBack"/>
+      <w:bookmarkEnd w:id="0"/>
+      <w:r>
+        <w:rPr>
+          <w:rFonts w:ascii="Tahoma" w:hAnsi="Tahoma" w:cs="Tahoma"/>
+          <w:sz w:val="20"/>
+          <w:szCs w:val="20"/>
+        </w:rPr>
+        <w:t>).</w:t>
+      </w:r>
+    </w:p>
+    <w:p>
+      <w:pPr>
+        <w:spacing w:after="0" w:line="240" w:lineRule="auto"/>
+        <w:rPr>
+          <w:rFonts w:ascii="Tahoma" w:hAnsi="Tahoma" w:cs="Tahoma"/>
+          <w:sz w:val="20"/>
+          <w:szCs w:val="20"/>
+        </w:rPr>
+      </w:pPr>
+      <w:r>
+        <w:rPr>
+          <w:rFonts w:ascii="Tahoma" w:hAnsi="Tahoma" w:cs="Tahoma"/>
+          <w:sz w:val="20"/>
+          <w:szCs w:val="20"/>
+        </w:rPr>
+        <w:tab/>
+        <w:t>14.При работе с информационными ресурсами Компании работник обязуется соблюдать все действующие</w:t>
+      </w:r>
+    </w:p>
+    <w:p>
+      <w:pPr>
+        <w:spacing w:after="0" w:line="240" w:lineRule="auto"/>
+        <w:rPr>
+          <w:rFonts w:ascii="Tahoma" w:hAnsi="Tahoma" w:cs="Tahoma"/>
+          <w:sz w:val="20"/>
+          <w:szCs w:val="20"/>
+        </w:rPr>
+      </w:pPr>
+      <w:r>
+        <w:rPr>
+          <w:rFonts w:ascii="Tahoma" w:hAnsi="Tahoma" w:cs="Tahoma"/>
+          <w:sz w:val="20"/>
+          <w:szCs w:val="20"/>
+        </w:rPr>
+        <w:t>корпоративные документы по информационной безопасности согласно приказа ГФ/ОЗИ-254/ПП от 04.12.2024 Об утверждении Требований к созданию паролей, обращению с компьютером, недопустимости использования программного обеспечения, порядке использования публичных информационных ресурсов, ограничению подключения к компьютерам.</w:t>
+      </w:r>
+    </w:p>
+    <w:p>
+      <w:pPr>
+        <w:spacing w:after="0" w:line="240" w:lineRule="auto"/>
+        <w:rPr>
+          <w:rFonts w:ascii="Tahoma" w:hAnsi="Tahoma" w:cs="Tahoma"/>
+          <w:sz w:val="20"/>
+          <w:szCs w:val="20"/>
+        </w:rPr>
+      </w:pPr>
+      <w:r>
+        <w:rPr>
+          <w:rFonts w:ascii="Tahoma" w:hAnsi="Tahoma" w:cs="Tahoma"/>
+          <w:sz w:val="20"/>
+          <w:szCs w:val="20"/>
+        </w:rPr>
+        <w:tab/>
+        <w:t>Материальные ценности проверены в присутствии сторон, замечания отсутствуют.</w:t>
+      </w:r>
+    </w:p>
+    <w:p>
+      <w:pPr>
+        <w:spacing w:after="0" w:line="240" w:lineRule="auto"/>
+        <w:rPr>
+          <w:rFonts w:ascii="Tahoma" w:hAnsi="Tahoma" w:cs="Tahoma"/>
+          <w:sz w:val="20"/>
+          <w:szCs w:val="20"/>
+        </w:rPr>
+      </w:pPr>
+      <w:r>
+        <w:rPr>
+          <w:rFonts w:ascii="Tahoma" w:hAnsi="Tahoma" w:cs="Tahoma"/>
+          <w:sz w:val="20"/>
+          <w:szCs w:val="20"/>
+        </w:rPr>
+        <w:tab/>
+        <w:t>Настоящий акт составлен в 2 экземплярах, по одному для каждой стороны.</w:t>
+      </w:r>
+    </w:p>
+    <w:p>
+      <w:pPr>
+        <w:framePr w:w="3015" w:h="120" w:hRule="exact" w:wrap="none" w:vAnchor="page" w:hAnchor="text" w:x="6376" w:y="14371"/>
+        <w:widowControl w:val="0"/>
+        <w:autoSpaceDE w:val="0"/>
+        <w:autoSpaceDN w:val="0"/>
+        <w:adjustRightInd w:val="0"/>
+        <w:spacing w:after="0" w:line="240" w:lineRule="auto"/>
+        <w:jc w:val="center"/>
+        <w:rPr>
+          <w:rFonts w:ascii="Tahoma" w:hAnsi="Tahoma" w:cs="Tahoma"/>
+          <w:sz w:val="2"/>
+          <w:szCs w:val="2"/>
+        </w:rPr>
+      </w:pPr>
+    </w:p>
+    <w:p>
+      <w:pPr>
+        <w:widowControl w:val="0"/>
+        <w:autoSpaceDE w:val="0"/>
+        <w:autoSpaceDN w:val="0"/>
+        <w:adjustRightInd w:val="0"/>
+        <w:spacing w:after="0" w:line="240" w:lineRule="auto"/>
+        <w:rPr>
+          <w:rFonts w:ascii="Tahoma" w:hAnsi="Tahoma" w:cs="Tahoma"/>
+          <w:sz w:val="24"/>
+          <w:szCs w:val="24"/>
+        </w:rPr>
+      </w:pPr>
+    </w:p>
+    <w:p>
+      <w:pPr>
+        <w:widowControl w:val="0"/>
+        <w:autoSpaceDE w:val="0"/>
+        <w:autoSpaceDN w:val="0"/>
+        <w:adjustRightInd w:val="0"/>
+        <w:spacing w:after="0" w:line="240" w:lineRule="auto"/>
+        <w:rPr>
+          <w:rFonts w:ascii="Tahoma" w:hAnsi="Tahoma" w:cs="Tahoma"/>
+          <w:sz w:val="24"/>
+          <w:szCs w:val="24"/>
+        </w:rPr>
+      </w:pPr>
+    </w:p>
+    <w:tbl>
+      <w:tblPr>
+        <w:tblW w:type="dxa" w:w="11046"/>
+        <w:tblLayout w:type="fixed"/>
+        <w:tblLook w:firstColumn="1" w:firstRow="1" w:lastColumn="0" w:lastRow="0" w:noHBand="0" w:noVBand="1" w:val="04A0"/>
+        <w:tblBorders>
+          <w:top w:val="nil"/>
+          <w:left w:val="nil"/>
+          <w:bottom w:val="nil"/>
+          <w:right w:val="nil"/>
+          <w:insideH w:val="nil"/>
+          <w:insideV w:val="nil"/>
+        </w:tblBorders>
+      </w:tblPr>
+      <w:tblGrid>
+        <w:gridCol w:w="11046"/>
+      </w:tblGrid>
+      <w:tr>
+        <w:trPr>
+          <w:cantSplit/>
+        </w:trPr>
         <w:tc>
           <w:tcPr>
-            <w:tcW w:w="1406" w:type="dxa"/>
-            <w:vAlign w:val="center"/>
+            <w:tcW w:type="dxa" w:w="11046"/>
+            <w:vAlign w:val="top"/>
+            <w:tcMar>
+              <w:top w:w="0" w:type="dxa"/>
+              <w:left w:w="0" w:type="dxa"/>
+              <w:bottom w:w="0" w:type="dxa"/>
+              <w:right w:w="0" w:type="dxa"/>
+            </w:tcMar>
           </w:tcPr>
+          <w:tbl>
+            <w:tblPr>
+              <w:tblW w:type="dxa" w:w="11046"/>
+              <w:tblLayout w:type="fixed"/>
+              <w:tblLook w:firstColumn="1" w:firstRow="1" w:lastColumn="0" w:lastRow="0" w:noHBand="0" w:noVBand="1" w:val="04A0"/>
+              <w:tblBorders>
+                <w:top w:val="nil"/>
+                <w:left w:val="nil"/>
+                <w:bottom w:val="nil"/>
+                <w:right w:val="nil"/>
+                <w:insideH w:val="nil"/>
+                <w:insideV w:val="nil"/>
+              </w:tblBorders>
+            </w:tblPr>
+            <w:tblGrid>
+              <w:gridCol w:w="4520"/>
+              <w:gridCol w:w="2006"/>
+              <w:gridCol w:w="4520"/>
+            </w:tblGrid>
+            <w:tr>
+              <w:trPr>
+                <w:cantSplit/>
+              </w:trPr>
+              <w:tc>
+                <w:tcPr>
+                  <w:tcW w:type="dxa" w:w="4520"/>
+                  <w:vAlign w:val="center"/>
+                  <w:tcMar>
+                    <w:top w:w="0" w:type="dxa"/>
+                    <w:left w:w="0" w:type="dxa"/>
+                    <w:bottom w:w="0" w:type="dxa"/>
+                    <w:right w:w="0" w:type="dxa"/>
+                  </w:tcMar>
+                </w:tcPr>
+                <w:p>
+                  <w:pPr>
+                    <w:keepNext/>
+                    <w:keepLines/>
+                    <w:spacing w:before="0" w:after="0" w:line="240" w:lineRule="auto"/>
+                    <w:jc w:val="left"/>
+                  </w:pPr>
+                  <w:r>
+                    <w:rPr>
+                      <w:rFonts w:ascii="Tahoma" w:hAnsi="Tahoma" w:eastAsia="Tahoma"/>
+                      <w:sz w:val="20"/>
+                    </w:rPr>
+                    <w:t>С условиями ознакомлен:</w:t>
+                  </w:r>
+                </w:p>
+              </w:tc>
+              <w:tc>
+                <w:tcPr>
+                  <w:tcW w:type="dxa" w:w="2006"/>
+                  <w:vAlign w:val="center"/>
+                  <w:tcMar>
+                    <w:top w:w="0" w:type="dxa"/>
+                    <w:left w:w="0" w:type="dxa"/>
+                    <w:bottom w:w="0" w:type="dxa"/>
+                    <w:right w:w="0" w:type="dxa"/>
+                  </w:tcMar>
+                </w:tcPr>
+                <w:p>
+                  <w:pPr>
+                    <w:keepNext/>
+                    <w:keepLines/>
+                    <w:spacing w:before="0" w:after="0" w:line="240" w:lineRule="auto"/>
+                    <w:jc w:val="left"/>
+                  </w:pPr>
+                  <w:r>
+                    <w:rPr>
+                      <w:rFonts w:ascii="Tahoma" w:hAnsi="Tahoma" w:eastAsia="Tahoma"/>
+                      <w:sz w:val="20"/>
+                    </w:rPr>
+                  </w:r>
+                </w:p>
+              </w:tc>
+              <w:tc>
+                <w:tcPr>
+                  <w:tcW w:type="dxa" w:w="4520"/>
+                  <w:vAlign w:val="center"/>
+                  <w:tcMar>
+                    <w:top w:w="0" w:type="dxa"/>
+                    <w:left w:w="0" w:type="dxa"/>
+                    <w:bottom w:w="0" w:type="dxa"/>
+                    <w:right w:w="0" w:type="dxa"/>
+                  </w:tcMar>
+                </w:tcPr>
+                <w:p>
+                  <w:pPr>
+                    <w:keepNext/>
+                    <w:keepLines/>
+                    <w:spacing w:before="0" w:after="0" w:line="240" w:lineRule="auto"/>
+                    <w:jc w:val="left"/>
+                  </w:pPr>
+                  <w:r>
+                    <w:rPr>
+                      <w:rFonts w:ascii="Tahoma" w:hAnsi="Tahoma" w:eastAsia="Tahoma"/>
+                      <w:sz w:val="20"/>
+                    </w:rPr>
+                    <w:t>Выдал:</w:t>
+                  </w:r>
+                </w:p>
+              </w:tc>
+            </w:tr>
+            <w:tr>
+              <w:trPr>
+                <w:cantSplit/>
+              </w:trPr>
+              <w:tc>
+                <w:tcPr>
+                  <w:tcW w:type="dxa" w:w="4520"/>
+                  <w:vAlign w:val="center"/>
+                  <w:tcMar>
+                    <w:top w:w="0" w:type="dxa"/>
+                    <w:left w:w="0" w:type="dxa"/>
+                    <w:bottom w:w="0" w:type="dxa"/>
+                    <w:right w:w="0" w:type="dxa"/>
+                  </w:tcMar>
+                </w:tcPr>
+                <w:p>
+                  <w:pPr>
+                    <w:keepNext/>
+                    <w:keepLines/>
+                    <w:spacing w:before="160" w:after="100" w:line="240" w:lineRule="auto"/>
+                    <w:jc w:val="left"/>
+                  </w:pPr>
+                  <w:r>
+                    <w:rPr>
+                      <w:rFonts w:ascii="Tahoma" w:hAnsi="Tahoma" w:eastAsia="Tahoma"/>
+                      <w:sz w:val="19"/>
+                    </w:rPr>
+                    <w:t>{{TO_EMPLOYEE}}</w:t>
+                  </w:r>
+                </w:p>
+              </w:tc>
+              <w:tc>
+                <w:tcPr>
+                  <w:tcW w:type="dxa" w:w="2006"/>
+                  <w:vAlign w:val="center"/>
+                  <w:tcMar>
+                    <w:top w:w="0" w:type="dxa"/>
+                    <w:left w:w="0" w:type="dxa"/>
+                    <w:bottom w:w="0" w:type="dxa"/>
+                    <w:right w:w="0" w:type="dxa"/>
+                  </w:tcMar>
+                </w:tcPr>
+                <w:p>
+                  <w:pPr>
+                    <w:keepNext/>
+                    <w:keepLines/>
+                    <w:spacing w:before="160" w:after="100" w:line="240" w:lineRule="auto"/>
+                    <w:jc w:val="left"/>
+                  </w:pPr>
+                  <w:r>
+                    <w:rPr>
+                      <w:rFonts w:ascii="Tahoma" w:hAnsi="Tahoma" w:eastAsia="Tahoma"/>
+                      <w:sz w:val="19"/>
+                    </w:rPr>
+                  </w:r>
+                </w:p>
+              </w:tc>
+              <w:tc>
+                <w:tcPr>
+                  <w:tcW w:type="dxa" w:w="4520"/>
+                  <w:vAlign w:val="center"/>
+                  <w:tcMar>
+                    <w:top w:w="0" w:type="dxa"/>
+                    <w:left w:w="0" w:type="dxa"/>
+                    <w:bottom w:w="0" w:type="dxa"/>
+                    <w:right w:w="0" w:type="dxa"/>
+                  </w:tcMar>
+                </w:tcPr>
+                <w:p>
+                  <w:pPr>
+                    <w:keepNext/>
+                    <w:keepLines/>
+                    <w:spacing w:before="160" w:after="100" w:line="240" w:lineRule="auto"/>
+                    <w:jc w:val="left"/>
+                  </w:pPr>
+                  <w:r>
+                    <w:rPr>
+                      <w:rFonts w:ascii="Tahoma" w:hAnsi="Tahoma" w:eastAsia="Tahoma"/>
+                      <w:sz w:val="19"/>
+                    </w:rPr>
+                    <w:t>{{FROM_EMPLOYEE}}</w:t>
+                  </w:r>
+                </w:p>
+              </w:tc>
+            </w:tr>
+            <w:tr>
+              <w:trPr>
+                <w:cantSplit/>
+                <w:trHeight w:val="227" w:hRule="exact"/>
+              </w:trPr>
+              <w:tc>
+                <w:tcPr>
+                  <w:tcW w:type="dxa" w:w="4520"/>
+                  <w:vAlign w:val="center"/>
+                  <w:tcMar>
+                    <w:top w:w="0" w:type="dxa"/>
+                    <w:left w:w="0" w:type="dxa"/>
+                    <w:bottom w:w="0" w:type="dxa"/>
+                    <w:right w:w="0" w:type="dxa"/>
+                  </w:tcMar>
+                  <w:tcBorders>
+                    <w:bottom w:val="single" w:sz="4" w:space="0" w:color="000000"/>
+                  </w:tcBorders>
+                </w:tcPr>
+                <w:p>
+                  <w:pPr>
+                    <w:keepNext/>
+                    <w:keepLines/>
+                    <w:spacing w:before="0" w:after="0" w:line="240" w:lineRule="auto"/>
+                    <w:jc w:val="left"/>
+                  </w:pPr>
+                  <w:r>
+                    <w:rPr>
+                      <w:rFonts w:ascii="Tahoma" w:hAnsi="Tahoma" w:eastAsia="Tahoma"/>
+                      <w:sz w:val="2"/>
+                    </w:rPr>
+                  </w:r>
+                </w:p>
+              </w:tc>
+              <w:tc>
+                <w:tcPr>
+                  <w:tcW w:type="dxa" w:w="2006"/>
+                  <w:vAlign w:val="center"/>
+                  <w:tcMar>
+                    <w:top w:w="0" w:type="dxa"/>
+                    <w:left w:w="0" w:type="dxa"/>
+                    <w:bottom w:w="0" w:type="dxa"/>
+                    <w:right w:w="0" w:type="dxa"/>
+                  </w:tcMar>
+                </w:tcPr>
+                <w:p>
+                  <w:pPr>
+                    <w:keepNext/>
+                    <w:keepLines/>
+                    <w:spacing w:before="0" w:after="0" w:line="240" w:lineRule="auto"/>
+                    <w:jc w:val="left"/>
+                  </w:pPr>
+                  <w:r>
+                    <w:rPr>
+                      <w:rFonts w:ascii="Tahoma" w:hAnsi="Tahoma" w:eastAsia="Tahoma"/>
+                      <w:sz w:val="2"/>
+                    </w:rPr>
+                  </w:r>
+                </w:p>
+              </w:tc>
+              <w:tc>
+                <w:tcPr>
+                  <w:tcW w:type="dxa" w:w="4520"/>
+                  <w:vAlign w:val="center"/>
+                  <w:tcMar>
+                    <w:top w:w="0" w:type="dxa"/>
+                    <w:left w:w="0" w:type="dxa"/>
+                    <w:bottom w:w="0" w:type="dxa"/>
+                    <w:right w:w="0" w:type="dxa"/>
+                  </w:tcMar>
+                  <w:tcBorders>
+                    <w:bottom w:val="single" w:sz="4" w:space="0" w:color="000000"/>
+                  </w:tcBorders>
+                </w:tcPr>
+                <w:p>
+                  <w:pPr>
+                    <w:keepNext/>
+                    <w:keepLines/>
+                    <w:spacing w:before="0" w:after="0" w:line="240" w:lineRule="auto"/>
+                    <w:jc w:val="left"/>
+                  </w:pPr>
+                  <w:r>
+                    <w:rPr>
+                      <w:rFonts w:ascii="Tahoma" w:hAnsi="Tahoma" w:eastAsia="Tahoma"/>
+                      <w:sz w:val="2"/>
+                    </w:rPr>
+                  </w:r>
+                </w:p>
+              </w:tc>
+            </w:tr>
+            <w:tr>
+              <w:trPr>
+                <w:cantSplit/>
+              </w:trPr>
+              <w:tc>
+                <w:tcPr>
+                  <w:tcW w:type="dxa" w:w="4520"/>
+                  <w:vAlign w:val="center"/>
+                  <w:tcMar>
+                    <w:top w:w="0" w:type="dxa"/>
+                    <w:left w:w="0" w:type="dxa"/>
+                    <w:bottom w:w="0" w:type="dxa"/>
+                    <w:right w:w="0" w:type="dxa"/>
+                  </w:tcMar>
+                </w:tcPr>
+                <w:p>
+                  <w:pPr>
+                    <w:keepNext w:val="0"/>
+                    <w:keepLines/>
+                    <w:spacing w:before="0" w:after="0" w:line="240" w:lineRule="auto"/>
+                    <w:jc w:val="center"/>
+                  </w:pPr>
+                  <w:r>
+                    <w:rPr>
+                      <w:rFonts w:ascii="Tahoma" w:hAnsi="Tahoma" w:eastAsia="Tahoma"/>
+                      <w:sz w:val="19"/>
+                    </w:rPr>
+                    <w:t>(подпись)</w:t>
+                  </w:r>
+                </w:p>
+              </w:tc>
+              <w:tc>
+                <w:tcPr>
+                  <w:tcW w:type="dxa" w:w="2006"/>
+                  <w:vAlign w:val="center"/>
+                  <w:tcMar>
+                    <w:top w:w="0" w:type="dxa"/>
+                    <w:left w:w="0" w:type="dxa"/>
+                    <w:bottom w:w="0" w:type="dxa"/>
+                    <w:right w:w="0" w:type="dxa"/>
+                  </w:tcMar>
+                </w:tcPr>
+                <w:p>
+                  <w:pPr>
+                    <w:keepNext w:val="0"/>
+                    <w:keepLines/>
+                    <w:spacing w:before="0" w:after="0" w:line="240" w:lineRule="auto"/>
+                    <w:jc w:val="left"/>
+                  </w:pPr>
+                  <w:r>
+                    <w:rPr>
+                      <w:rFonts w:ascii="Tahoma" w:hAnsi="Tahoma" w:eastAsia="Tahoma"/>
+                      <w:sz w:val="19"/>
+                    </w:rPr>
+                  </w:r>
+                </w:p>
+              </w:tc>
+              <w:tc>
+                <w:tcPr>
+                  <w:tcW w:type="dxa" w:w="4520"/>
+                  <w:vAlign w:val="center"/>
+                  <w:tcMar>
+                    <w:top w:w="0" w:type="dxa"/>
+                    <w:left w:w="0" w:type="dxa"/>
+                    <w:bottom w:w="0" w:type="dxa"/>
+                    <w:right w:w="0" w:type="dxa"/>
+                  </w:tcMar>
+                </w:tcPr>
+                <w:p>
+                  <w:pPr>
+                    <w:keepNext w:val="0"/>
+                    <w:keepLines/>
+                    <w:spacing w:before="0" w:after="0" w:line="240" w:lineRule="auto"/>
+                    <w:jc w:val="center"/>
+                  </w:pPr>
+                  <w:r>
+                    <w:rPr>
+                      <w:rFonts w:ascii="Tahoma" w:hAnsi="Tahoma" w:eastAsia="Tahoma"/>
+                      <w:sz w:val="19"/>
+                    </w:rPr>
+                    <w:t>(подпись)</w:t>
+                  </w:r>
+                </w:p>
+              </w:tc>
+            </w:tr>
+          </w:tbl>
           <w:p>
             <w:pPr>
-              <w:widowControl w:val="0"/>
-              <w:autoSpaceDE w:val="0"/>
-              <w:autoSpaceDN w:val="0"/>
-              <w:adjustRightInd w:val="0"/>
-              <w:jc w:val="center"/>
-              <w:rPr>
-                <w:rFonts w:ascii="Tahoma" w:hAnsi="Tahoma" w:cs="Tahoma"/>
-                <w:sz w:val="20"/>
-                <w:szCs w:val="20"/>
-              </w:rPr>
+              <w:spacing w:before="0" w:after="0" w:line="20" w:lineRule="exact"/>
             </w:pPr>
-            <w:r>
-              <w:rPr>
-                <w:rFonts w:ascii="Tahoma" w:hAnsi="Tahoma" w:cs="Tahoma"/>
-                <w:sz w:val="20"/>
-                <w:szCs w:val="20"/>
-              </w:rPr>
-              <w:t>{{INVENTORY_NO}}</w:t>
-            </w:r>
           </w:p>
         </w:tc>
       </w:tr>
     </w:tbl>
-    <w:p>
-      <w:pPr>
-        <w:spacing w:after="0"/>
-        <w:rPr>
-          <w:rFonts w:ascii="Tahoma" w:hAnsi="Tahoma" w:cs="Tahoma"/>
-          <w:sz w:val="24"/>
-          <w:szCs w:val="24"/>
-        </w:rPr>
-      </w:pPr>
-    </w:p>
-    <w:p>
-      <w:pPr>
-        <w:spacing w:after="0" w:line="240" w:lineRule="auto"/>
-        <w:rPr>
-          <w:rFonts w:ascii="Tahoma" w:hAnsi="Tahoma" w:cs="Tahoma"/>
-          <w:sz w:val="20"/>
-          <w:szCs w:val="20"/>
-        </w:rPr>
-      </w:pPr>
-      <w:r>
-        <w:rPr>
-          <w:rFonts w:ascii="Tahoma" w:hAnsi="Tahoma" w:cs="Tahoma"/>
-          <w:sz w:val="20"/>
-          <w:szCs w:val="20"/>
-        </w:rPr>
-        <w:t>Сотрудник принимает на себя следующие обязательства:</w:t>
-      </w:r>
-    </w:p>
-    <w:p>
-      <w:pPr>
-        <w:spacing w:after="0" w:line="240" w:lineRule="auto"/>
-        <w:rPr>
-          <w:rFonts w:ascii="Tahoma" w:hAnsi="Tahoma" w:cs="Tahoma"/>
-          <w:sz w:val="20"/>
-          <w:szCs w:val="20"/>
-        </w:rPr>
-      </w:pPr>
-    </w:p>
-    <w:p>
-      <w:pPr>
-        <w:spacing w:after="0" w:line="240" w:lineRule="auto"/>
-        <w:rPr>
-          <w:rFonts w:ascii="Tahoma" w:hAnsi="Tahoma" w:cs="Tahoma"/>
-          <w:sz w:val="20"/>
-          <w:szCs w:val="20"/>
-        </w:rPr>
-      </w:pPr>
-      <w:r>
-        <w:rPr>
-          <w:rFonts w:ascii="Tahoma" w:hAnsi="Tahoma" w:cs="Tahoma"/>
-          <w:sz w:val="20"/>
-          <w:szCs w:val="20"/>
-        </w:rPr>
-        <w:tab/>
-        <w:t xml:space="preserve"> 1. Полную материальную ответственность за недостачу вверенного ему Работодателем имущества, а также за ущерб, возникший у Работодателя, в связи с изложенным обязуется:</w:t>
-      </w:r>
-    </w:p>
-    <w:p>
-      <w:pPr>
-        <w:spacing w:after="0" w:line="240" w:lineRule="auto"/>
-        <w:rPr>
-          <w:rFonts w:ascii="Tahoma" w:hAnsi="Tahoma" w:cs="Tahoma"/>
-          <w:sz w:val="20"/>
-          <w:szCs w:val="20"/>
-        </w:rPr>
-      </w:pPr>
-      <w:r>
-        <w:rPr>
-          <w:rFonts w:ascii="Tahoma" w:hAnsi="Tahoma" w:cs="Tahoma"/>
-          <w:sz w:val="20"/>
-          <w:szCs w:val="20"/>
-        </w:rPr>
-        <w:tab/>
-        <w:t>1.1 бережно относиться к переданному ему для осуществления возложенных на него обязанностей имуществу Работодателя и принимать меры к предотвращению ущерба;</w:t>
-      </w:r>
-    </w:p>
-    <w:p>
-      <w:pPr>
-        <w:spacing w:after="0" w:line="240" w:lineRule="auto"/>
-        <w:rPr>
-          <w:rFonts w:ascii="Tahoma" w:hAnsi="Tahoma" w:cs="Tahoma"/>
-          <w:sz w:val="20"/>
-          <w:szCs w:val="20"/>
-        </w:rPr>
-      </w:pPr>
-      <w:r>
-        <w:rPr>
-          <w:rFonts w:ascii="Tahoma" w:hAnsi="Tahoma" w:cs="Tahoma"/>
-          <w:sz w:val="20"/>
-          <w:szCs w:val="20"/>
-        </w:rPr>
-        <w:tab/>
-        <w:t>1.2 своевременно сообщать Работодателю либо непосредственному руководителю о всех обстоятельствах, угрожающих обеспечению сохранности вверенного ему имущества.</w:t>
-      </w:r>
-    </w:p>
-    <w:p>
-      <w:pPr>
-        <w:spacing w:after="0" w:line="240" w:lineRule="auto"/>
-        <w:rPr>
-          <w:rFonts w:ascii="Tahoma" w:hAnsi="Tahoma" w:cs="Tahoma"/>
-          <w:sz w:val="20"/>
-          <w:szCs w:val="20"/>
-        </w:rPr>
-      </w:pPr>
-      <w:r>
-        <w:rPr>
-          <w:rFonts w:ascii="Tahoma" w:hAnsi="Tahoma" w:cs="Tahoma"/>
-          <w:sz w:val="20"/>
-          <w:szCs w:val="20"/>
-        </w:rPr>
-        <w:tab/>
-        <w:t>2. Использовать оборудование исключительно для ведения производственной деятельности в соответствии с должностными обязанностями. Не передавать принятое оборудование другим лицам, в том числе коллегам и руководителям.</w:t>
-      </w:r>
-    </w:p>
-    <w:p>
-      <w:pPr>
-        <w:spacing w:after="0" w:line="240" w:lineRule="auto"/>
-        <w:rPr>
-          <w:rFonts w:ascii="Tahoma" w:hAnsi="Tahoma" w:cs="Tahoma"/>
-          <w:sz w:val="20"/>
-          <w:szCs w:val="20"/>
-        </w:rPr>
-      </w:pPr>
-      <w:r>
-        <w:rPr>
-          <w:rFonts w:ascii="Tahoma" w:hAnsi="Tahoma" w:cs="Tahoma"/>
-          <w:sz w:val="20"/>
-          <w:szCs w:val="20"/>
-        </w:rPr>
-        <w:tab/>
-        <w:t>3. Считать имя пользователя, пароль, PIN-код, QR-код конфиденциальной информацией и не передавать ее другим лицам (коллегам, руководителям или иным лицам).</w:t>
-      </w:r>
-    </w:p>
-    <w:p>
-      <w:pPr>
-        <w:spacing w:after="0" w:line="240" w:lineRule="auto"/>
-        <w:rPr>
-          <w:rFonts w:ascii="Tahoma" w:hAnsi="Tahoma" w:cs="Tahoma"/>
-          <w:sz w:val="20"/>
-          <w:szCs w:val="20"/>
-        </w:rPr>
-      </w:pPr>
-      <w:r>
-        <w:rPr>
-          <w:rFonts w:ascii="Tahoma" w:hAnsi="Tahoma" w:cs="Tahoma"/>
-          <w:sz w:val="20"/>
-          <w:szCs w:val="20"/>
-        </w:rPr>
-        <w:tab/>
-        <w:t>4. Во время сессии удаленного доступа никто, кроме работника, не должен иметь доступ к компьютеру, а сам компьютер должен быть подключен к другой локальной сети.</w:t>
-      </w:r>
-    </w:p>
-    <w:p>
-      <w:pPr>
-        <w:spacing w:after="0" w:line="240" w:lineRule="auto"/>
-        <w:rPr>
-          <w:rFonts w:ascii="Tahoma" w:hAnsi="Tahoma" w:cs="Tahoma"/>
-          <w:sz w:val="20"/>
-          <w:szCs w:val="20"/>
-        </w:rPr>
-      </w:pPr>
-      <w:r>
-        <w:rPr>
-          <w:rFonts w:ascii="Tahoma" w:hAnsi="Tahoma" w:cs="Tahoma"/>
-          <w:sz w:val="20"/>
-          <w:szCs w:val="20"/>
-        </w:rPr>
-        <w:tab/>
-        <w:t>5. Всегда фиксировать переносной ПК на рабочем месте с целью предотвращения кражи.</w:t>
-      </w:r>
-    </w:p>
-    <w:p>
-      <w:pPr>
-        <w:spacing w:after="0" w:line="240" w:lineRule="auto"/>
-        <w:rPr>
-          <w:rFonts w:ascii="Tahoma" w:hAnsi="Tahoma" w:cs="Tahoma"/>
-          <w:sz w:val="20"/>
-          <w:szCs w:val="20"/>
-        </w:rPr>
-      </w:pPr>
-      <w:r>
-        <w:rPr>
-          <w:rFonts w:ascii="Tahoma" w:hAnsi="Tahoma" w:cs="Tahoma"/>
-          <w:sz w:val="20"/>
-          <w:szCs w:val="20"/>
-        </w:rPr>
-        <w:tab/>
-        <w:t>6. Хранить токены, аппаратные ключи доступа, учетные данные для удаленного доступа только в безопасных местах.</w:t>
-      </w:r>
-    </w:p>
-    <w:p>
-      <w:pPr>
-        <w:spacing w:after="0" w:line="240" w:lineRule="auto"/>
-        <w:rPr>
-          <w:rFonts w:ascii="Tahoma" w:hAnsi="Tahoma" w:cs="Tahoma"/>
-          <w:sz w:val="20"/>
-          <w:szCs w:val="20"/>
-        </w:rPr>
-      </w:pPr>
-      <w:r>
-        <w:rPr>
-          <w:rFonts w:ascii="Tahoma" w:hAnsi="Tahoma" w:cs="Tahoma"/>
-          <w:sz w:val="20"/>
-          <w:szCs w:val="20"/>
-        </w:rPr>
-        <w:tab/>
-        <w:t>7. В случае утраты токена, аппаратного токен-ключа, переносного ПК, и других выданных Работодателем ТМЦ незамедлительно уведомить сотрудников технической поддержки пользователей управления связи и</w:t>
-      </w:r>
-    </w:p>
-    <w:p>
-      <w:pPr>
-        <w:spacing w:after="0" w:line="240" w:lineRule="auto"/>
-        <w:rPr>
-          <w:rFonts w:ascii="Tahoma" w:hAnsi="Tahoma" w:cs="Tahoma"/>
-          <w:sz w:val="20"/>
-          <w:szCs w:val="20"/>
-        </w:rPr>
-      </w:pPr>
-      <w:r>
-        <w:rPr>
-          <w:rFonts w:ascii="Tahoma" w:hAnsi="Tahoma" w:cs="Tahoma"/>
-          <w:sz w:val="20"/>
-          <w:szCs w:val="20"/>
-        </w:rPr>
-        <w:t>автоматизации.</w:t>
-      </w:r>
-    </w:p>
-    <w:p>
-      <w:pPr>
-        <w:spacing w:after="0" w:line="240" w:lineRule="auto"/>
-        <w:rPr>
-          <w:rFonts w:ascii="Tahoma" w:hAnsi="Tahoma" w:cs="Tahoma"/>
-          <w:sz w:val="20"/>
-          <w:szCs w:val="20"/>
-        </w:rPr>
-      </w:pPr>
-      <w:r>
-        <w:rPr>
-          <w:rFonts w:ascii="Tahoma" w:hAnsi="Tahoma" w:cs="Tahoma"/>
-          <w:sz w:val="20"/>
-          <w:szCs w:val="20"/>
-        </w:rPr>
-        <w:tab/>
-        <w:t>8. В случае удаленного доступа с оборудования, принадлежащего третьим сторонам (например, в интернет-кафе), обеспечить, чтобы никто другой не имел доступ к этому оборудованию во время рабочей сессии.</w:t>
-      </w:r>
-    </w:p>
-    <w:p>
-      <w:pPr>
-        <w:spacing w:after="0" w:line="240" w:lineRule="auto"/>
-        <w:rPr>
-          <w:rFonts w:ascii="Tahoma" w:hAnsi="Tahoma" w:cs="Tahoma"/>
-          <w:sz w:val="20"/>
-          <w:szCs w:val="20"/>
-        </w:rPr>
-      </w:pPr>
-      <w:r>
-        <w:rPr>
-          <w:rFonts w:ascii="Tahoma" w:hAnsi="Tahoma" w:cs="Tahoma"/>
-          <w:sz w:val="20"/>
-          <w:szCs w:val="20"/>
-        </w:rPr>
-        <w:tab/>
-        <w:t>9. Использовать вышеуказанное оборудование с должной аккуратностью и вернуть его в Компанию при отсутствии производственной необходимости, при увольнении либо по требованию Работодателя.</w:t>
-      </w:r>
-    </w:p>
-    <w:p>
-      <w:pPr>
-        <w:spacing w:after="0" w:line="240" w:lineRule="auto"/>
-        <w:rPr>
-          <w:rFonts w:ascii="Tahoma" w:hAnsi="Tahoma" w:cs="Tahoma"/>
-          <w:sz w:val="20"/>
-          <w:szCs w:val="20"/>
-        </w:rPr>
-      </w:pPr>
-      <w:r>
-        <w:rPr>
-          <w:rFonts w:ascii="Tahoma" w:hAnsi="Tahoma" w:cs="Tahoma"/>
-          <w:sz w:val="20"/>
-          <w:szCs w:val="20"/>
-        </w:rPr>
-        <w:tab/>
-        <w:t>10.Пользователю запрещено подключать к ПК любые USB-устройства (мобильные устройства, вентиляторы, воздухоочистители и т.д.).</w:t>
-      </w:r>
-    </w:p>
-    <w:p>
-      <w:pPr>
-        <w:spacing w:after="0" w:line="240" w:lineRule="auto"/>
-        <w:rPr>
-          <w:rFonts w:ascii="Tahoma" w:hAnsi="Tahoma" w:cs="Tahoma"/>
-          <w:sz w:val="20"/>
-          <w:szCs w:val="20"/>
-        </w:rPr>
-      </w:pPr>
-      <w:r>
-        <w:rPr>
-          <w:rFonts w:ascii="Tahoma" w:hAnsi="Tahoma" w:cs="Tahoma"/>
-          <w:sz w:val="20"/>
-          <w:szCs w:val="20"/>
-        </w:rPr>
-        <w:tab/>
-        <w:t>11.Работнику необходимо содержать рабочее место в чистоте.</w:t>
-      </w:r>
-    </w:p>
-    <w:p>
-      <w:pPr>
-        <w:spacing w:after="0" w:line="240" w:lineRule="auto"/>
-        <w:rPr>
-          <w:rFonts w:ascii="Tahoma" w:hAnsi="Tahoma" w:cs="Tahoma"/>
-          <w:sz w:val="20"/>
-          <w:szCs w:val="20"/>
-        </w:rPr>
-      </w:pPr>
-      <w:r>
-        <w:rPr>
-          <w:rFonts w:ascii="Tahoma" w:hAnsi="Tahoma" w:cs="Tahoma"/>
-          <w:sz w:val="20"/>
-          <w:szCs w:val="20"/>
-        </w:rPr>
-        <w:tab/>
-        <w:t>12.В случае покидания рабочего места блокировать компьютер (сочетанием клавиш Win + L).</w:t>
-      </w:r>
-    </w:p>
-    <w:p>
-      <w:pPr>
-        <w:spacing w:after="0" w:line="240" w:lineRule="auto"/>
-        <w:rPr>
-          <w:rFonts w:ascii="Tahoma" w:hAnsi="Tahoma" w:cs="Tahoma"/>
-          <w:sz w:val="20"/>
-          <w:szCs w:val="20"/>
-        </w:rPr>
-      </w:pPr>
-      <w:r>
-        <w:rPr>
-          <w:rFonts w:ascii="Tahoma" w:hAnsi="Tahoma" w:cs="Tahoma"/>
-          <w:sz w:val="20"/>
-          <w:szCs w:val="20"/>
-        </w:rPr>
-        <w:tab/>
-        <w:t>13.Работник обязуется соблюдать Инструкцию по охране труда при работе на персо</w:t>
-      </w:r>
-      <w:r>
-        <w:rPr>
-          <w:rFonts w:ascii="Tahoma" w:hAnsi="Tahoma" w:cs="Tahoma"/>
-          <w:sz w:val="20"/>
-          <w:szCs w:val="20"/>
-        </w:rPr>
-        <w:t>нальном компьютере (ИОТВ № 85-25</w:t>
-      </w:r>
-      <w:bookmarkStart w:id="0" w:name="_GoBack"/>
-      <w:bookmarkEnd w:id="0"/>
-      <w:r>
-        <w:rPr>
-          <w:rFonts w:ascii="Tahoma" w:hAnsi="Tahoma" w:cs="Tahoma"/>
-          <w:sz w:val="20"/>
-          <w:szCs w:val="20"/>
-        </w:rPr>
-        <w:t>).</w:t>
-      </w:r>
-    </w:p>
-    <w:p>
-      <w:pPr>
-        <w:spacing w:after="0" w:line="240" w:lineRule="auto"/>
-        <w:rPr>
-          <w:rFonts w:ascii="Tahoma" w:hAnsi="Tahoma" w:cs="Tahoma"/>
-          <w:sz w:val="20"/>
-          <w:szCs w:val="20"/>
-        </w:rPr>
-      </w:pPr>
-      <w:r>
-        <w:rPr>
-          <w:rFonts w:ascii="Tahoma" w:hAnsi="Tahoma" w:cs="Tahoma"/>
-          <w:sz w:val="20"/>
-          <w:szCs w:val="20"/>
-        </w:rPr>
-        <w:tab/>
-        <w:t>14.При работе с информационными ресурсами Компании работник обязуется соблюдать все действующие</w:t>
-      </w:r>
-    </w:p>
-    <w:p>
-      <w:pPr>
-        <w:spacing w:after="0" w:line="240" w:lineRule="auto"/>
-        <w:rPr>
-          <w:rFonts w:ascii="Tahoma" w:hAnsi="Tahoma" w:cs="Tahoma"/>
-          <w:sz w:val="20"/>
-          <w:szCs w:val="20"/>
-        </w:rPr>
-      </w:pPr>
-      <w:r>
-        <w:rPr>
-          <w:rFonts w:ascii="Tahoma" w:hAnsi="Tahoma" w:cs="Tahoma"/>
-          <w:sz w:val="20"/>
-          <w:szCs w:val="20"/>
-        </w:rPr>
-        <w:t>корпоративные документы по информационной безопасности согласно приказа ГФ/ОЗИ-254/ПП от 04.12.2024 Об утверждении Требований к созданию паролей, обращению с компьютером, недопустимости использования программного обеспечения, порядке использования публичных информационных ресурсов, ограничению подключения к компьютерам.</w:t>
-      </w:r>
-    </w:p>
-    <w:p>
-      <w:pPr>
-        <w:spacing w:after="0" w:line="240" w:lineRule="auto"/>
-        <w:rPr>
-          <w:rFonts w:ascii="Tahoma" w:hAnsi="Tahoma" w:cs="Tahoma"/>
-          <w:sz w:val="20"/>
-          <w:szCs w:val="20"/>
-        </w:rPr>
-      </w:pPr>
-      <w:r>
-        <w:rPr>
-          <w:rFonts w:ascii="Tahoma" w:hAnsi="Tahoma" w:cs="Tahoma"/>
-          <w:sz w:val="20"/>
-          <w:szCs w:val="20"/>
-        </w:rPr>
-        <w:tab/>
-        <w:t>Материальные ценности проверены в присутствии сторон, замечания отсутствуют.</w:t>
-      </w:r>
-    </w:p>
-    <w:p>
-      <w:pPr>
-        <w:spacing w:after="0" w:line="240" w:lineRule="auto"/>
-        <w:rPr>
-          <w:rFonts w:ascii="Tahoma" w:hAnsi="Tahoma" w:cs="Tahoma"/>
-          <w:sz w:val="20"/>
-          <w:szCs w:val="20"/>
-        </w:rPr>
-      </w:pPr>
-      <w:r>
-        <w:rPr>
-          <w:rFonts w:ascii="Tahoma" w:hAnsi="Tahoma" w:cs="Tahoma"/>
-          <w:sz w:val="20"/>
-          <w:szCs w:val="20"/>
-        </w:rPr>
-        <w:tab/>
-        <w:t>Настоящий акт составлен в 2 экземплярах, по одному для каждой стороны.</w:t>
-      </w:r>
-    </w:p>
-    <w:p>
-      <w:pPr>
-        <w:framePr w:w="3015" w:h="120" w:hRule="exact" w:wrap="none" w:vAnchor="page" w:hAnchor="text" w:x="6376" w:y="14371"/>
-        <w:widowControl w:val="0"/>
-        <w:autoSpaceDE w:val="0"/>
-        <w:autoSpaceDN w:val="0"/>
-        <w:adjustRightInd w:val="0"/>
-        <w:spacing w:after="0" w:line="240" w:lineRule="auto"/>
-        <w:jc w:val="center"/>
-        <w:rPr>
-          <w:rFonts w:ascii="Tahoma" w:hAnsi="Tahoma" w:cs="Tahoma"/>
-          <w:sz w:val="2"/>
-          <w:szCs w:val="2"/>
-        </w:rPr>
-      </w:pPr>
-    </w:p>
-    <w:p>
-      <w:pPr>
-        <w:widowControl w:val="0"/>
-        <w:autoSpaceDE w:val="0"/>
-        <w:autoSpaceDN w:val="0"/>
-        <w:adjustRightInd w:val="0"/>
-        <w:spacing w:after="0" w:line="240" w:lineRule="auto"/>
-        <w:rPr>
-          <w:rFonts w:ascii="Tahoma" w:hAnsi="Tahoma" w:cs="Tahoma"/>
-          <w:sz w:val="24"/>
-          <w:szCs w:val="24"/>
-        </w:rPr>
-      </w:pPr>
-    </w:p>
-    <w:p>
-      <w:pPr>
-        <w:widowControl w:val="0"/>
-        <w:autoSpaceDE w:val="0"/>
-        <w:autoSpaceDN w:val="0"/>
-        <w:adjustRightInd w:val="0"/>
-        <w:spacing w:after="0" w:line="240" w:lineRule="auto"/>
-        <w:rPr>
-          <w:rFonts w:ascii="Tahoma" w:hAnsi="Tahoma" w:cs="Tahoma"/>
-          <w:sz w:val="24"/>
-          <w:szCs w:val="24"/>
-        </w:rPr>
-      </w:pPr>
-    </w:p>
-    <w:p>
-      <w:pPr>
-        <w:widowControl w:val="0"/>
-        <w:autoSpaceDE w:val="0"/>
-        <w:autoSpaceDN w:val="0"/>
-        <w:adjustRightInd w:val="0"/>
-        <w:spacing w:after="0" w:line="240" w:lineRule="auto"/>
-        <w:rPr>
-          <w:rFonts w:ascii="Tahoma" w:hAnsi="Tahoma" w:cs="Tahoma"/>
-          <w:sz w:val="20"/>
-          <w:szCs w:val="20"/>
-        </w:rPr>
-      </w:pPr>
-      <w:r>
-        <w:rPr>
-          <w:rFonts w:ascii="Tahoma" w:hAnsi="Tahoma" w:cs="Tahoma"/>
-          <w:sz w:val="20"/>
-          <w:szCs w:val="20"/>
-        </w:rPr>
-        <w:t>С условиями ознакомлен:</w:t>
-      </w:r>
-      <w:r>
-        <w:rPr>
-          <w:rFonts w:ascii="Tahoma" w:hAnsi="Tahoma" w:cs="Tahoma"/>
-          <w:sz w:val="20"/>
-          <w:szCs w:val="20"/>
-        </w:rPr>
-        <w:tab/>
-      </w:r>
-      <w:r>
-        <w:rPr>
-          <w:rFonts w:ascii="Tahoma" w:hAnsi="Tahoma" w:cs="Tahoma"/>
-          <w:sz w:val="20"/>
-          <w:szCs w:val="20"/>
-        </w:rPr>
-        <w:tab/>
-      </w:r>
-      <w:r>
-        <w:rPr>
-          <w:rFonts w:ascii="Tahoma" w:hAnsi="Tahoma" w:cs="Tahoma"/>
-          <w:sz w:val="20"/>
-          <w:szCs w:val="20"/>
-        </w:rPr>
-        <w:tab/>
-      </w:r>
-      <w:r>
-        <w:rPr>
-          <w:rFonts w:ascii="Tahoma" w:hAnsi="Tahoma" w:cs="Tahoma"/>
-          <w:sz w:val="20"/>
-          <w:szCs w:val="20"/>
-        </w:rPr>
-        <w:tab/>
-      </w:r>
-      <w:r>
-        <w:rPr>
-          <w:rFonts w:ascii="Tahoma" w:hAnsi="Tahoma" w:cs="Tahoma"/>
-          <w:sz w:val="20"/>
-          <w:szCs w:val="20"/>
-        </w:rPr>
-        <w:tab/>
-      </w:r>
-      <w:r>
-        <w:rPr>
-          <w:rFonts w:ascii="Tahoma" w:hAnsi="Tahoma" w:cs="Tahoma"/>
-          <w:sz w:val="20"/>
-          <w:szCs w:val="20"/>
-        </w:rPr>
-        <w:tab/>
-        <w:t>Выдал:</w:t>
-      </w:r>
-    </w:p>
-    <w:p>
-      <w:pPr>
-        <w:widowControl w:val="0"/>
-        <w:autoSpaceDE w:val="0"/>
-        <w:autoSpaceDN w:val="0"/>
-        <w:adjustRightInd w:val="0"/>
-        <w:spacing w:after="0" w:line="240" w:lineRule="auto"/>
-        <w:rPr>
-          <w:rFonts w:ascii="Tahoma" w:hAnsi="Tahoma" w:cs="Tahoma"/>
-          <w:sz w:val="20"/>
-          <w:szCs w:val="20"/>
-        </w:rPr>
-      </w:pPr>
-    </w:p>
-    <w:p>
-      <w:pPr>
-        <w:widowControl w:val="0"/>
-        <w:autoSpaceDE w:val="0"/>
-        <w:autoSpaceDN w:val="0"/>
-        <w:adjustRightInd w:val="0"/>
-        <w:spacing w:after="0" w:line="240" w:lineRule="auto"/>
-        <w:rPr>
-          <w:rFonts w:ascii="Tahoma" w:hAnsi="Tahoma" w:cs="Tahoma"/>
-          <w:color w:val="000000"/>
-          <w:sz w:val="19"/>
-          <w:szCs w:val="19"/>
-        </w:rPr>
-      </w:pPr>
-      <w:r>
-        <w:rPr>
-          <w:rFonts w:ascii="Tahoma" w:hAnsi="Tahoma" w:cs="Tahoma"/>
-          <w:color w:val="000000"/>
-          <w:sz w:val="19"/>
-          <w:szCs w:val="19"/>
-        </w:rPr>
-        <w:t>{{</w:t>
-      </w:r>
-      <w:r>
-        <w:rPr>
-          <w:rFonts w:ascii="Tahoma" w:hAnsi="Tahoma" w:cs="Tahoma"/>
-          <w:color w:val="000000"/>
-          <w:sz w:val="19"/>
-          <w:szCs w:val="19"/>
-          <w:lang w:val="en-US"/>
-        </w:rPr>
-        <w:t>TO</w:t>
-      </w:r>
-      <w:r>
-        <w:rPr>
-          <w:rFonts w:ascii="Tahoma" w:hAnsi="Tahoma" w:cs="Tahoma"/>
-          <w:color w:val="000000"/>
-          <w:sz w:val="19"/>
-          <w:szCs w:val="19"/>
-        </w:rPr>
-        <w:t>_</w:t>
-      </w:r>
-      <w:r>
-        <w:rPr>
-          <w:rFonts w:ascii="Tahoma" w:hAnsi="Tahoma" w:cs="Tahoma"/>
-          <w:color w:val="000000"/>
-          <w:sz w:val="19"/>
-          <w:szCs w:val="19"/>
-          <w:lang w:val="en-US"/>
-        </w:rPr>
-        <w:t>EMPLOYEE</w:t>
-      </w:r>
-      <w:r>
-        <w:rPr>
-          <w:rFonts w:ascii="Tahoma" w:hAnsi="Tahoma" w:cs="Tahoma"/>
-          <w:color w:val="000000"/>
-          <w:sz w:val="19"/>
-          <w:szCs w:val="19"/>
-        </w:rPr>
-        <w:t>}}</w:t>
-      </w:r>
-      <w:r>
-        <w:rPr>
-          <w:rFonts w:ascii="Tahoma" w:hAnsi="Tahoma" w:cs="Tahoma"/>
-          <w:color w:val="000000"/>
-          <w:sz w:val="19"/>
-          <w:szCs w:val="19"/>
-        </w:rPr>
-        <w:tab/>
-      </w:r>
-      <w:r>
-        <w:rPr>
-          <w:rFonts w:ascii="Tahoma" w:hAnsi="Tahoma" w:cs="Tahoma"/>
-          <w:color w:val="000000"/>
-          <w:sz w:val="19"/>
-          <w:szCs w:val="19"/>
-        </w:rPr>
-        <w:tab/>
-      </w:r>
-      <w:r>
-        <w:rPr>
-          <w:rFonts w:ascii="Tahoma" w:hAnsi="Tahoma" w:cs="Tahoma"/>
-          <w:color w:val="000000"/>
-          <w:sz w:val="19"/>
-          <w:szCs w:val="19"/>
-        </w:rPr>
-        <w:tab/>
-      </w:r>
-      <w:r>
-        <w:rPr>
-          <w:rFonts w:ascii="Tahoma" w:hAnsi="Tahoma" w:cs="Tahoma"/>
-          <w:color w:val="000000"/>
-          <w:sz w:val="19"/>
-          <w:szCs w:val="19"/>
-        </w:rPr>
-        <w:tab/>
-      </w:r>
-      <w:r>
-        <w:rPr>
-          <w:rFonts w:ascii="Tahoma" w:hAnsi="Tahoma" w:cs="Tahoma"/>
-          <w:color w:val="000000"/>
-          <w:sz w:val="19"/>
-          <w:szCs w:val="19"/>
-        </w:rPr>
-        <w:tab/>
-      </w:r>
-      <w:r>
-        <w:rPr>
-          <w:rFonts w:ascii="Tahoma" w:hAnsi="Tahoma" w:cs="Tahoma"/>
-          <w:color w:val="000000"/>
-          <w:sz w:val="19"/>
-          <w:szCs w:val="19"/>
-        </w:rPr>
-        <w:tab/>
-      </w:r>
-      <w:r>
-        <w:rPr>
-          <w:rFonts w:ascii="Tahoma" w:hAnsi="Tahoma" w:cs="Tahoma"/>
-          <w:color w:val="000000"/>
-          <w:sz w:val="19"/>
-          <w:szCs w:val="19"/>
-        </w:rPr>
-        <w:t>{{</w:t>
-      </w:r>
-      <w:r>
-        <w:rPr>
-          <w:rFonts w:ascii="Tahoma" w:hAnsi="Tahoma" w:cs="Tahoma"/>
-          <w:color w:val="000000"/>
-          <w:sz w:val="19"/>
-          <w:szCs w:val="19"/>
-          <w:lang w:val="en-US"/>
-        </w:rPr>
-        <w:t>FROM</w:t>
-      </w:r>
-      <w:r>
-        <w:rPr>
-          <w:rFonts w:ascii="Tahoma" w:hAnsi="Tahoma" w:cs="Tahoma"/>
-          <w:color w:val="000000"/>
-          <w:sz w:val="19"/>
-          <w:szCs w:val="19"/>
-        </w:rPr>
-        <w:t>_</w:t>
-      </w:r>
-      <w:r>
-        <w:rPr>
-          <w:rFonts w:ascii="Tahoma" w:hAnsi="Tahoma" w:cs="Tahoma"/>
-          <w:color w:val="000000"/>
-          <w:sz w:val="19"/>
-          <w:szCs w:val="19"/>
-          <w:lang w:val="en-US"/>
-        </w:rPr>
-        <w:t>EMPLOYEE</w:t>
-      </w:r>
-      <w:r>
-        <w:rPr>
-          <w:rFonts w:ascii="Tahoma" w:hAnsi="Tahoma" w:cs="Tahoma"/>
-          <w:color w:val="000000"/>
-          <w:sz w:val="19"/>
-          <w:szCs w:val="19"/>
-        </w:rPr>
-        <w:t>}}</w:t>
-      </w:r>
-    </w:p>
-    <w:p>
-      <w:pPr>
-        <w:widowControl w:val="0"/>
-        <w:autoSpaceDE w:val="0"/>
-        <w:autoSpaceDN w:val="0"/>
-        <w:adjustRightInd w:val="0"/>
-        <w:spacing w:after="0" w:line="240" w:lineRule="auto"/>
-        <w:rPr>
-          <w:rFonts w:ascii="Tahoma" w:hAnsi="Tahoma" w:cs="Tahoma"/>
-          <w:color w:val="000000"/>
-          <w:sz w:val="19"/>
-          <w:szCs w:val="19"/>
-        </w:rPr>
-      </w:pPr>
-    </w:p>
-    <w:p>
-      <w:pPr>
-        <w:widowControl w:val="0"/>
-        <w:autoSpaceDE w:val="0"/>
-        <w:autoSpaceDN w:val="0"/>
-        <w:adjustRightInd w:val="0"/>
-        <w:spacing w:after="0" w:line="240" w:lineRule="auto"/>
-        <w:rPr>
-          <w:rFonts w:ascii="Tahoma" w:hAnsi="Tahoma" w:cs="Tahoma"/>
-          <w:color w:val="000000"/>
-          <w:sz w:val="19"/>
-          <w:szCs w:val="19"/>
-        </w:rPr>
-      </w:pPr>
-      <w:r>
-        <w:rPr>
-          <w:rFonts w:ascii="Tahoma" w:hAnsi="Tahoma" w:cs="Tahoma"/>
-          <w:color w:val="000000"/>
-          <w:sz w:val="19"/>
-          <w:szCs w:val="19"/>
-        </w:rPr>
-        <w:t>____________________________</w:t>
-      </w:r>
-      <w:r>
-        <w:rPr>
-          <w:rFonts w:ascii="Tahoma" w:hAnsi="Tahoma" w:cs="Tahoma"/>
-          <w:color w:val="000000"/>
-          <w:sz w:val="19"/>
-          <w:szCs w:val="19"/>
-        </w:rPr>
-        <w:tab/>
-      </w:r>
-      <w:r>
-        <w:rPr>
-          <w:rFonts w:ascii="Tahoma" w:hAnsi="Tahoma" w:cs="Tahoma"/>
-          <w:color w:val="000000"/>
-          <w:sz w:val="19"/>
-          <w:szCs w:val="19"/>
-        </w:rPr>
-        <w:tab/>
-      </w:r>
-      <w:r>
-        <w:rPr>
-          <w:rFonts w:ascii="Tahoma" w:hAnsi="Tahoma" w:cs="Tahoma"/>
-          <w:color w:val="000000"/>
-          <w:sz w:val="19"/>
-          <w:szCs w:val="19"/>
-        </w:rPr>
-        <w:tab/>
-      </w:r>
-      <w:r>
-        <w:rPr>
-          <w:rFonts w:ascii="Tahoma" w:hAnsi="Tahoma" w:cs="Tahoma"/>
-          <w:color w:val="000000"/>
-          <w:sz w:val="19"/>
-          <w:szCs w:val="19"/>
-        </w:rPr>
-        <w:tab/>
-      </w:r>
-      <w:r>
-        <w:rPr>
-          <w:rFonts w:ascii="Tahoma" w:hAnsi="Tahoma" w:cs="Tahoma"/>
-          <w:color w:val="000000"/>
-          <w:sz w:val="19"/>
-          <w:szCs w:val="19"/>
-        </w:rPr>
-        <w:tab/>
-        <w:t>__________________________</w:t>
-      </w:r>
-    </w:p>
-    <w:p>
-      <w:pPr>
-        <w:widowControl w:val="0"/>
-        <w:autoSpaceDE w:val="0"/>
-        <w:autoSpaceDN w:val="0"/>
-        <w:adjustRightInd w:val="0"/>
-        <w:spacing w:after="0" w:line="240" w:lineRule="auto"/>
-        <w:rPr>
-          <w:rFonts w:ascii="Tahoma" w:hAnsi="Tahoma" w:cs="Tahoma"/>
-          <w:color w:val="000000"/>
-          <w:sz w:val="19"/>
-          <w:szCs w:val="19"/>
-        </w:rPr>
-      </w:pPr>
-      <w:r>
-        <w:rPr>
-          <w:rFonts w:ascii="Tahoma" w:hAnsi="Tahoma" w:cs="Tahoma"/>
-          <w:color w:val="000000"/>
-          <w:sz w:val="19"/>
-          <w:szCs w:val="19"/>
-        </w:rPr>
-        <w:tab/>
-        <w:t>(подпись)</w:t>
-      </w:r>
-      <w:r>
-        <w:rPr>
-          <w:rFonts w:ascii="Tahoma" w:hAnsi="Tahoma" w:cs="Tahoma"/>
-          <w:color w:val="000000"/>
-          <w:sz w:val="19"/>
-          <w:szCs w:val="19"/>
-        </w:rPr>
-        <w:tab/>
-      </w:r>
-      <w:r>
-        <w:rPr>
-          <w:rFonts w:ascii="Tahoma" w:hAnsi="Tahoma" w:cs="Tahoma"/>
-          <w:color w:val="000000"/>
-          <w:sz w:val="19"/>
-          <w:szCs w:val="19"/>
-        </w:rPr>
-        <w:tab/>
-      </w:r>
-      <w:r>
-        <w:rPr>
-          <w:rFonts w:ascii="Tahoma" w:hAnsi="Tahoma" w:cs="Tahoma"/>
-          <w:color w:val="000000"/>
-          <w:sz w:val="19"/>
-          <w:szCs w:val="19"/>
-        </w:rPr>
-        <w:tab/>
-      </w:r>
-      <w:r>
-        <w:rPr>
-          <w:rFonts w:ascii="Tahoma" w:hAnsi="Tahoma" w:cs="Tahoma"/>
-          <w:color w:val="000000"/>
-          <w:sz w:val="19"/>
-          <w:szCs w:val="19"/>
-        </w:rPr>
-        <w:tab/>
-      </w:r>
-      <w:r>
-        <w:rPr>
-          <w:rFonts w:ascii="Tahoma" w:hAnsi="Tahoma" w:cs="Tahoma"/>
-          <w:color w:val="000000"/>
-          <w:sz w:val="19"/>
-          <w:szCs w:val="19"/>
-        </w:rPr>
-        <w:tab/>
-      </w:r>
-      <w:r>
-        <w:rPr>
-          <w:rFonts w:ascii="Tahoma" w:hAnsi="Tahoma" w:cs="Tahoma"/>
-          <w:color w:val="000000"/>
-          <w:sz w:val="19"/>
-          <w:szCs w:val="19"/>
-        </w:rPr>
-        <w:tab/>
-      </w:r>
-      <w:r>
-        <w:rPr>
-          <w:rFonts w:ascii="Tahoma" w:hAnsi="Tahoma" w:cs="Tahoma"/>
-          <w:color w:val="000000"/>
-          <w:sz w:val="19"/>
-          <w:szCs w:val="19"/>
-        </w:rPr>
-        <w:tab/>
-      </w:r>
-      <w:r>
-        <w:rPr>
-          <w:rFonts w:ascii="Tahoma" w:hAnsi="Tahoma" w:cs="Tahoma"/>
-          <w:color w:val="000000"/>
-          <w:sz w:val="19"/>
-          <w:szCs w:val="19"/>
-        </w:rPr>
-        <w:tab/>
-        <w:t>(подпись)</w:t>
-      </w:r>
-    </w:p>
     <w:p>
       <w:pPr>
         <w:widowControl w:val="0"/>

--- a/templates/docx_transfer_act.docx
+++ b/templates/docx_transfer_act.docx
@@ -612,10 +612,10 @@
       <w:tblGrid>
         <w:gridCol w:w="568"/>
         <w:gridCol w:w="2100"/>
-        <w:gridCol w:w="2100"/>
+        <w:gridCol w:w="3078"/>
         <w:gridCol w:w="2500"/>
         <w:gridCol w:w="1600"/>
-        <w:gridCol w:w="2178"/>
+        <w:gridCol w:w="1200"/>
       </w:tblGrid>
       <w:tr>
         <w:tc>
@@ -680,7 +680,7 @@
         </w:tc>
         <w:tc>
           <w:tcPr>
-            <w:tcW w:w="2100" w:type="dxa"/>
+            <w:tcW w:w="3078" w:type="dxa"/>
             <w:shd w:val="clear" w:color="auto" w:fill="BFBFBF" w:themeFill="background1" w:themeFillShade="BF"/>
             <w:vAlign w:val="center"/>
           </w:tcPr>
@@ -767,7 +767,7 @@
         </w:tc>
         <w:tc>
           <w:tcPr>
-            <w:tcW w:w="2178" w:type="dxa"/>
+            <w:tcW w:w="1200" w:type="dxa"/>
             <w:shd w:val="clear" w:color="auto" w:fill="BFBFBF" w:themeFill="background1" w:themeFillShade="BF"/>
             <w:vAlign w:val="center"/>
           </w:tcPr>
@@ -863,7 +863,7 @@
         </w:tc>
         <w:tc>
           <w:tcPr>
-            <w:tcW w:w="2100" w:type="dxa"/>
+            <w:tcW w:w="3078" w:type="dxa"/>
             <w:vAlign w:val="center"/>
           </w:tcPr>
           <w:p>
@@ -947,7 +947,7 @@
         </w:tc>
         <w:tc>
           <w:tcPr>
-            <w:tcW w:w="2178" w:type="dxa"/>
+            <w:tcW w:w="1200" w:type="dxa"/>
             <w:vAlign w:val="center"/>
           </w:tcPr>
           <w:p>
